--- a/Master Folder/Master BA Timlak Konsultan/03. Surat Penetapan BA Persiapan Pengadaan PPK.docx
+++ b/Master Folder/Master BA Timlak Konsultan/03. Surat Penetapan BA Persiapan Pengadaan PPK.docx
@@ -1,6 +1,6 @@
 
 <file path=word/document.xml><?xml version="1.0" encoding="utf-8"?>
-<w:document xmlns:wpc="http://schemas.microsoft.com/office/word/2010/wordprocessingCanvas" xmlns:cx="http://schemas.microsoft.com/office/drawing/2014/chartex" xmlns:cx1="http://schemas.microsoft.com/office/drawing/2015/9/8/chartex" xmlns:cx2="http://schemas.microsoft.com/office/drawing/2015/10/21/chartex" xmlns:cx3="http://schemas.microsoft.com/office/drawing/2016/5/9/chartex" xmlns:cx4="http://schemas.microsoft.com/office/drawing/2016/5/10/chartex" xmlns:cx5="http://schemas.microsoft.com/office/drawing/2016/5/11/chartex" xmlns:cx6="http://schemas.microsoft.com/office/drawing/2016/5/12/chartex" xmlns:cx7="http://schemas.microsoft.com/office/drawing/2016/5/13/chartex" xmlns:cx8="http://schemas.microsoft.com/office/drawing/2016/5/14/chartex" xmlns:mc="http://schemas.openxmlformats.org/markup-compatibility/2006" xmlns:aink="http://schemas.microsoft.com/office/drawing/2016/ink" xmlns:am3d="http://schemas.microsoft.com/office/drawing/2017/model3d" xmlns:o="urn:schemas-microsoft-com:office:office" xmlns:oel="http://schemas.microsoft.com/office/2019/extlst" xmlns:r="http://schemas.openxmlformats.org/officeDocument/2006/relationships" xmlns:m="http://schemas.openxmlformats.org/officeDocument/2006/math" xmlns:v="urn:schemas-microsoft-com:vml" xmlns:wp14="http://schemas.microsoft.com/office/word/2010/wordprocessingDrawing" xmlns:wp="http://schemas.openxmlformats.org/drawingml/2006/wordprocessingDrawing" xmlns:w10="urn:schemas-microsoft-com:office:word" xmlns:w="http://schemas.openxmlformats.org/wordprocessingml/2006/main" xmlns:w14="http://schemas.microsoft.com/office/word/2010/wordml" xmlns:w15="http://schemas.microsoft.com/office/word/2012/wordml" xmlns:w16cex="http://schemas.microsoft.com/office/word/2018/wordml/cex" xmlns:w16cid="http://schemas.microsoft.com/office/word/2016/wordml/cid" xmlns:w16="http://schemas.microsoft.com/office/word/2018/wordml" xmlns:w16du="http://schemas.microsoft.com/office/word/2023/wordml/word16du" xmlns:w16sdtdh="http://schemas.microsoft.com/office/word/2020/wordml/sdtdatahash" xmlns:w16se="http://schemas.microsoft.com/office/word/2015/wordml/symex" xmlns:wpg="http://schemas.microsoft.com/office/word/2010/wordprocessingGroup" xmlns:wpi="http://schemas.microsoft.com/office/word/2010/wordprocessingInk" xmlns:wne="http://schemas.microsoft.com/office/word/2006/wordml" xmlns:wps="http://schemas.microsoft.com/office/word/2010/wordprocessingShape" mc:Ignorable="w14 w15 w16se w16cid w16 w16cex w16sdtdh wp14">
+<w:document xmlns:wpc="http://schemas.microsoft.com/office/word/2010/wordprocessingCanvas" xmlns:cx="http://schemas.microsoft.com/office/drawing/2014/chartex" xmlns:cx1="http://schemas.microsoft.com/office/drawing/2015/9/8/chartex" xmlns:cx2="http://schemas.microsoft.com/office/drawing/2015/10/21/chartex" xmlns:cx3="http://schemas.microsoft.com/office/drawing/2016/5/9/chartex" xmlns:cx4="http://schemas.microsoft.com/office/drawing/2016/5/10/chartex" xmlns:cx5="http://schemas.microsoft.com/office/drawing/2016/5/11/chartex" xmlns:cx6="http://schemas.microsoft.com/office/drawing/2016/5/12/chartex" xmlns:cx7="http://schemas.microsoft.com/office/drawing/2016/5/13/chartex" xmlns:cx8="http://schemas.microsoft.com/office/drawing/2016/5/14/chartex" xmlns:mc="http://schemas.openxmlformats.org/markup-compatibility/2006" xmlns:aink="http://schemas.microsoft.com/office/drawing/2016/ink" xmlns:am3d="http://schemas.microsoft.com/office/drawing/2017/model3d" xmlns:o="urn:schemas-microsoft-com:office:office" xmlns:r="http://schemas.openxmlformats.org/officeDocument/2006/relationships" xmlns:m="http://schemas.openxmlformats.org/officeDocument/2006/math" xmlns:v="urn:schemas-microsoft-com:vml" xmlns:wp14="http://schemas.microsoft.com/office/word/2010/wordprocessingDrawing" xmlns:wp="http://schemas.openxmlformats.org/drawingml/2006/wordprocessingDrawing" xmlns:w10="urn:schemas-microsoft-com:office:word" xmlns:w="http://schemas.openxmlformats.org/wordprocessingml/2006/main" xmlns:w14="http://schemas.microsoft.com/office/word/2010/wordml" xmlns:w15="http://schemas.microsoft.com/office/word/2012/wordml" xmlns:w16cex="http://schemas.microsoft.com/office/word/2018/wordml/cex" xmlns:w16cid="http://schemas.microsoft.com/office/word/2016/wordml/cid" xmlns:w16="http://schemas.microsoft.com/office/word/2018/wordml" xmlns:w16sdtdh="http://schemas.microsoft.com/office/word/2020/wordml/sdtdatahash" xmlns:w16se="http://schemas.microsoft.com/office/word/2015/wordml/symex" xmlns:wpg="http://schemas.microsoft.com/office/word/2010/wordprocessingGroup" xmlns:wpi="http://schemas.microsoft.com/office/word/2010/wordprocessingInk" xmlns:wne="http://schemas.microsoft.com/office/word/2006/wordml" xmlns:wps="http://schemas.microsoft.com/office/word/2010/wordprocessingShape" mc:Ignorable="w14 w15 w16se w16cid w16 w16cex w16sdtdh wp14">
   <w:body>
     <w:tbl>
       <w:tblPr>
@@ -45,6 +45,7 @@
                 <w:lang w:val="en-US"/>
               </w:rPr>
             </w:pPr>
+            <w:proofErr w:type="spellStart"/>
             <w:r>
               <w:rPr>
                 <w:rFonts w:ascii="Arial" w:hAnsi="Arial" w:cs="Arial"/>
@@ -54,6 +55,7 @@
               </w:rPr>
               <w:t>Nomor</w:t>
             </w:r>
+            <w:proofErr w:type="spellEnd"/>
           </w:p>
         </w:tc>
         <w:tc>
@@ -327,6 +329,7 @@
                 <w:lang w:val="en-US"/>
               </w:rPr>
             </w:pPr>
+            <w:proofErr w:type="spellStart"/>
             <w:r>
               <w:rPr>
                 <w:rFonts w:ascii="Arial" w:hAnsi="Arial" w:cs="Arial"/>
@@ -336,6 +339,7 @@
               </w:rPr>
               <w:t>Segera</w:t>
             </w:r>
+            <w:proofErr w:type="spellEnd"/>
           </w:p>
         </w:tc>
       </w:tr>
@@ -725,8 +729,15 @@
       <w:r>
         <w:rPr>
           <w:rFonts w:ascii="Arial" w:hAnsi="Arial" w:cs="Arial"/>
-        </w:rPr>
-        <w:t xml:space="preserve">Memo Dinas </w:t>
+          <w:lang w:val="en-US"/>
+        </w:rPr>
+        <w:t>Memorandum</w:t>
+      </w:r>
+      <w:r>
+        <w:rPr>
+          <w:rFonts w:ascii="Arial" w:hAnsi="Arial" w:cs="Arial"/>
+        </w:rPr>
+        <w:t xml:space="preserve"> </w:t>
       </w:r>
       <w:r>
         <w:rPr>
@@ -2132,23 +2143,37 @@
           <w:rFonts w:ascii="Arial" w:hAnsi="Arial" w:cs="Arial"/>
         </w:rPr>
       </w:pPr>
-      <w:r>
-        <w:rPr>
-          <w:rFonts w:ascii="Arial" w:hAnsi="Arial" w:cs="Arial"/>
-        </w:rPr>
-        <w:t xml:space="preserve">Kepala </w:t>
-      </w:r>
-      <w:r>
-        <w:rPr>
-          <w:rFonts w:ascii="Arial" w:hAnsi="Arial" w:cs="Arial"/>
-        </w:rPr>
-        <w:t>{satuan_kerja}</w:t>
-      </w:r>
-      <w:r>
-        <w:rPr>
-          <w:rFonts w:ascii="Arial" w:hAnsi="Arial" w:cs="Arial"/>
-        </w:rPr>
-        <w:t>; dan</w:t>
+      <w:proofErr w:type="spellStart"/>
+      <w:r>
+        <w:rPr>
+          <w:rFonts w:ascii="Arial" w:hAnsi="Arial" w:cs="Arial"/>
+          <w:lang w:val="en-US"/>
+        </w:rPr>
+        <w:t>Kepala</w:t>
+      </w:r>
+      <w:proofErr w:type="spellEnd"/>
+      <w:r>
+        <w:rPr>
+          <w:rFonts w:ascii="Arial" w:hAnsi="Arial" w:cs="Arial"/>
+          <w:lang w:val="en-US"/>
+        </w:rPr>
+        <w:t xml:space="preserve"> {</w:t>
+      </w:r>
+      <w:proofErr w:type="spellStart"/>
+      <w:r>
+        <w:rPr>
+          <w:rFonts w:ascii="Arial" w:hAnsi="Arial" w:cs="Arial"/>
+          <w:lang w:val="en-US"/>
+        </w:rPr>
+        <w:t>balai</w:t>
+      </w:r>
+      <w:proofErr w:type="spellEnd"/>
+      <w:r>
+        <w:rPr>
+          <w:rFonts w:ascii="Arial" w:hAnsi="Arial" w:cs="Arial"/>
+          <w:lang w:val="en-US"/>
+        </w:rPr>
+        <w:t>}</w:t>
       </w:r>
     </w:p>
     <w:p>
@@ -2167,6 +2192,31 @@
         <w:rPr>
           <w:rFonts w:ascii="Arial" w:hAnsi="Arial" w:cs="Arial"/>
         </w:rPr>
+        <w:t xml:space="preserve">Kepala </w:t>
+      </w:r>
+      <w:r>
+        <w:rPr>
+          <w:rFonts w:ascii="Arial" w:hAnsi="Arial" w:cs="Arial"/>
+        </w:rPr>
+        <w:t>{satuan_kerja}</w:t>
+      </w:r>
+    </w:p>
+    <w:p>
+      <w:pPr>
+        <w:pStyle w:val="ListParagraph"/>
+        <w:numPr>
+          <w:ilvl w:val="0"/>
+          <w:numId w:val="6"/>
+        </w:numPr>
+        <w:spacing w:line="240" w:lineRule="auto"/>
+        <w:rPr>
+          <w:rFonts w:ascii="Arial" w:hAnsi="Arial" w:cs="Arial"/>
+        </w:rPr>
+      </w:pPr>
+      <w:r>
+        <w:rPr>
+          <w:rFonts w:ascii="Arial" w:hAnsi="Arial" w:cs="Arial"/>
+        </w:rPr>
         <w:t xml:space="preserve">Kelompok Kerja </w:t>
       </w:r>
       <w:r>
@@ -2198,12 +2248,6 @@
           <w:rFonts w:ascii="Arial" w:hAnsi="Arial" w:cs="Arial"/>
         </w:rPr>
         <w:t>{tahun_anggaran}</w:t>
-      </w:r>
-      <w:r>
-        <w:rPr>
-          <w:rFonts w:ascii="Arial" w:hAnsi="Arial" w:cs="Arial"/>
-        </w:rPr>
-        <w:t>.</w:t>
       </w:r>
     </w:p>
     <w:sectPr>
@@ -2217,7 +2261,7 @@
 </file>
 
 <file path=word/endnotes.xml><?xml version="1.0" encoding="utf-8"?>
-<w:endnotes xmlns:wpc="http://schemas.microsoft.com/office/word/2010/wordprocessingCanvas" xmlns:cx="http://schemas.microsoft.com/office/drawing/2014/chartex" xmlns:cx1="http://schemas.microsoft.com/office/drawing/2015/9/8/chartex" xmlns:cx2="http://schemas.microsoft.com/office/drawing/2015/10/21/chartex" xmlns:cx3="http://schemas.microsoft.com/office/drawing/2016/5/9/chartex" xmlns:cx4="http://schemas.microsoft.com/office/drawing/2016/5/10/chartex" xmlns:cx5="http://schemas.microsoft.com/office/drawing/2016/5/11/chartex" xmlns:cx6="http://schemas.microsoft.com/office/drawing/2016/5/12/chartex" xmlns:cx7="http://schemas.microsoft.com/office/drawing/2016/5/13/chartex" xmlns:cx8="http://schemas.microsoft.com/office/drawing/2016/5/14/chartex" xmlns:mc="http://schemas.openxmlformats.org/markup-compatibility/2006" xmlns:aink="http://schemas.microsoft.com/office/drawing/2016/ink" xmlns:am3d="http://schemas.microsoft.com/office/drawing/2017/model3d" xmlns:o="urn:schemas-microsoft-com:office:office" xmlns:oel="http://schemas.microsoft.com/office/2019/extlst" xmlns:r="http://schemas.openxmlformats.org/officeDocument/2006/relationships" xmlns:m="http://schemas.openxmlformats.org/officeDocument/2006/math" xmlns:v="urn:schemas-microsoft-com:vml" xmlns:wp14="http://schemas.microsoft.com/office/word/2010/wordprocessingDrawing" xmlns:wp="http://schemas.openxmlformats.org/drawingml/2006/wordprocessingDrawing" xmlns:w10="urn:schemas-microsoft-com:office:word" xmlns:w="http://schemas.openxmlformats.org/wordprocessingml/2006/main" xmlns:w14="http://schemas.microsoft.com/office/word/2010/wordml" xmlns:w15="http://schemas.microsoft.com/office/word/2012/wordml" xmlns:w16cex="http://schemas.microsoft.com/office/word/2018/wordml/cex" xmlns:w16cid="http://schemas.microsoft.com/office/word/2016/wordml/cid" xmlns:w16="http://schemas.microsoft.com/office/word/2018/wordml" xmlns:w16du="http://schemas.microsoft.com/office/word/2023/wordml/word16du" xmlns:w16sdtdh="http://schemas.microsoft.com/office/word/2020/wordml/sdtdatahash" xmlns:w16se="http://schemas.microsoft.com/office/word/2015/wordml/symex" xmlns:wpg="http://schemas.microsoft.com/office/word/2010/wordprocessingGroup" xmlns:wpi="http://schemas.microsoft.com/office/word/2010/wordprocessingInk" xmlns:wne="http://schemas.microsoft.com/office/word/2006/wordml" xmlns:wps="http://schemas.microsoft.com/office/word/2010/wordprocessingShape" mc:Ignorable="w14 w15 w16se w16cid w16 w16cex w16sdtdh wp14">
+<w:endnotes xmlns:wpc="http://schemas.microsoft.com/office/word/2010/wordprocessingCanvas" xmlns:cx="http://schemas.microsoft.com/office/drawing/2014/chartex" xmlns:cx1="http://schemas.microsoft.com/office/drawing/2015/9/8/chartex" xmlns:cx2="http://schemas.microsoft.com/office/drawing/2015/10/21/chartex" xmlns:cx3="http://schemas.microsoft.com/office/drawing/2016/5/9/chartex" xmlns:cx4="http://schemas.microsoft.com/office/drawing/2016/5/10/chartex" xmlns:cx5="http://schemas.microsoft.com/office/drawing/2016/5/11/chartex" xmlns:cx6="http://schemas.microsoft.com/office/drawing/2016/5/12/chartex" xmlns:cx7="http://schemas.microsoft.com/office/drawing/2016/5/13/chartex" xmlns:cx8="http://schemas.microsoft.com/office/drawing/2016/5/14/chartex" xmlns:mc="http://schemas.openxmlformats.org/markup-compatibility/2006" xmlns:aink="http://schemas.microsoft.com/office/drawing/2016/ink" xmlns:am3d="http://schemas.microsoft.com/office/drawing/2017/model3d" xmlns:o="urn:schemas-microsoft-com:office:office" xmlns:r="http://schemas.openxmlformats.org/officeDocument/2006/relationships" xmlns:m="http://schemas.openxmlformats.org/officeDocument/2006/math" xmlns:v="urn:schemas-microsoft-com:vml" xmlns:wp14="http://schemas.microsoft.com/office/word/2010/wordprocessingDrawing" xmlns:wp="http://schemas.openxmlformats.org/drawingml/2006/wordprocessingDrawing" xmlns:w10="urn:schemas-microsoft-com:office:word" xmlns:w="http://schemas.openxmlformats.org/wordprocessingml/2006/main" xmlns:w14="http://schemas.microsoft.com/office/word/2010/wordml" xmlns:w15="http://schemas.microsoft.com/office/word/2012/wordml" xmlns:w16cex="http://schemas.microsoft.com/office/word/2018/wordml/cex" xmlns:w16cid="http://schemas.microsoft.com/office/word/2016/wordml/cid" xmlns:w16="http://schemas.microsoft.com/office/word/2018/wordml" xmlns:w16sdtdh="http://schemas.microsoft.com/office/word/2020/wordml/sdtdatahash" xmlns:w16se="http://schemas.microsoft.com/office/word/2015/wordml/symex" xmlns:wpg="http://schemas.microsoft.com/office/word/2010/wordprocessingGroup" xmlns:wpi="http://schemas.microsoft.com/office/word/2010/wordprocessingInk" xmlns:wne="http://schemas.microsoft.com/office/word/2006/wordml" xmlns:wps="http://schemas.microsoft.com/office/word/2010/wordprocessingShape" mc:Ignorable="w14 w15 w16se w16cid w16 w16cex w16sdtdh wp14">
   <w:endnote w:type="separator" w:id="-1">
     <w:p>
       <w:pPr>
@@ -2242,7 +2286,7 @@
 </file>
 
 <file path=word/footnotes.xml><?xml version="1.0" encoding="utf-8"?>
-<w:footnotes xmlns:wpc="http://schemas.microsoft.com/office/word/2010/wordprocessingCanvas" xmlns:cx="http://schemas.microsoft.com/office/drawing/2014/chartex" xmlns:cx1="http://schemas.microsoft.com/office/drawing/2015/9/8/chartex" xmlns:cx2="http://schemas.microsoft.com/office/drawing/2015/10/21/chartex" xmlns:cx3="http://schemas.microsoft.com/office/drawing/2016/5/9/chartex" xmlns:cx4="http://schemas.microsoft.com/office/drawing/2016/5/10/chartex" xmlns:cx5="http://schemas.microsoft.com/office/drawing/2016/5/11/chartex" xmlns:cx6="http://schemas.microsoft.com/office/drawing/2016/5/12/chartex" xmlns:cx7="http://schemas.microsoft.com/office/drawing/2016/5/13/chartex" xmlns:cx8="http://schemas.microsoft.com/office/drawing/2016/5/14/chartex" xmlns:mc="http://schemas.openxmlformats.org/markup-compatibility/2006" xmlns:aink="http://schemas.microsoft.com/office/drawing/2016/ink" xmlns:am3d="http://schemas.microsoft.com/office/drawing/2017/model3d" xmlns:o="urn:schemas-microsoft-com:office:office" xmlns:oel="http://schemas.microsoft.com/office/2019/extlst" xmlns:r="http://schemas.openxmlformats.org/officeDocument/2006/relationships" xmlns:m="http://schemas.openxmlformats.org/officeDocument/2006/math" xmlns:v="urn:schemas-microsoft-com:vml" xmlns:wp14="http://schemas.microsoft.com/office/word/2010/wordprocessingDrawing" xmlns:wp="http://schemas.openxmlformats.org/drawingml/2006/wordprocessingDrawing" xmlns:w10="urn:schemas-microsoft-com:office:word" xmlns:w="http://schemas.openxmlformats.org/wordprocessingml/2006/main" xmlns:w14="http://schemas.microsoft.com/office/word/2010/wordml" xmlns:w15="http://schemas.microsoft.com/office/word/2012/wordml" xmlns:w16cex="http://schemas.microsoft.com/office/word/2018/wordml/cex" xmlns:w16cid="http://schemas.microsoft.com/office/word/2016/wordml/cid" xmlns:w16="http://schemas.microsoft.com/office/word/2018/wordml" xmlns:w16du="http://schemas.microsoft.com/office/word/2023/wordml/word16du" xmlns:w16sdtdh="http://schemas.microsoft.com/office/word/2020/wordml/sdtdatahash" xmlns:w16se="http://schemas.microsoft.com/office/word/2015/wordml/symex" xmlns:wpg="http://schemas.microsoft.com/office/word/2010/wordprocessingGroup" xmlns:wpi="http://schemas.microsoft.com/office/word/2010/wordprocessingInk" xmlns:wne="http://schemas.microsoft.com/office/word/2006/wordml" xmlns:wps="http://schemas.microsoft.com/office/word/2010/wordprocessingShape" mc:Ignorable="w14 w15 w16se w16cid w16 w16cex w16sdtdh wp14">
+<w:footnotes xmlns:wpc="http://schemas.microsoft.com/office/word/2010/wordprocessingCanvas" xmlns:cx="http://schemas.microsoft.com/office/drawing/2014/chartex" xmlns:cx1="http://schemas.microsoft.com/office/drawing/2015/9/8/chartex" xmlns:cx2="http://schemas.microsoft.com/office/drawing/2015/10/21/chartex" xmlns:cx3="http://schemas.microsoft.com/office/drawing/2016/5/9/chartex" xmlns:cx4="http://schemas.microsoft.com/office/drawing/2016/5/10/chartex" xmlns:cx5="http://schemas.microsoft.com/office/drawing/2016/5/11/chartex" xmlns:cx6="http://schemas.microsoft.com/office/drawing/2016/5/12/chartex" xmlns:cx7="http://schemas.microsoft.com/office/drawing/2016/5/13/chartex" xmlns:cx8="http://schemas.microsoft.com/office/drawing/2016/5/14/chartex" xmlns:mc="http://schemas.openxmlformats.org/markup-compatibility/2006" xmlns:aink="http://schemas.microsoft.com/office/drawing/2016/ink" xmlns:am3d="http://schemas.microsoft.com/office/drawing/2017/model3d" xmlns:o="urn:schemas-microsoft-com:office:office" xmlns:r="http://schemas.openxmlformats.org/officeDocument/2006/relationships" xmlns:m="http://schemas.openxmlformats.org/officeDocument/2006/math" xmlns:v="urn:schemas-microsoft-com:vml" xmlns:wp14="http://schemas.microsoft.com/office/word/2010/wordprocessingDrawing" xmlns:wp="http://schemas.openxmlformats.org/drawingml/2006/wordprocessingDrawing" xmlns:w10="urn:schemas-microsoft-com:office:word" xmlns:w="http://schemas.openxmlformats.org/wordprocessingml/2006/main" xmlns:w14="http://schemas.microsoft.com/office/word/2010/wordml" xmlns:w15="http://schemas.microsoft.com/office/word/2012/wordml" xmlns:w16cex="http://schemas.microsoft.com/office/word/2018/wordml/cex" xmlns:w16cid="http://schemas.microsoft.com/office/word/2016/wordml/cid" xmlns:w16="http://schemas.microsoft.com/office/word/2018/wordml" xmlns:w16sdtdh="http://schemas.microsoft.com/office/word/2020/wordml/sdtdatahash" xmlns:w16se="http://schemas.microsoft.com/office/word/2015/wordml/symex" xmlns:wpg="http://schemas.microsoft.com/office/word/2010/wordprocessingGroup" xmlns:wpi="http://schemas.microsoft.com/office/word/2010/wordprocessingInk" xmlns:wne="http://schemas.microsoft.com/office/word/2006/wordml" xmlns:wps="http://schemas.microsoft.com/office/word/2010/wordprocessingShape" mc:Ignorable="w14 w15 w16se w16cid w16 w16cex w16sdtdh wp14">
   <w:footnote w:type="separator" w:id="-1">
     <w:p>
       <w:pPr>
@@ -2267,7 +2311,7 @@
 </file>
 
 <file path=word/numbering.xml><?xml version="1.0" encoding="utf-8"?>
-<w:numbering xmlns:wpc="http://schemas.microsoft.com/office/word/2010/wordprocessingCanvas" xmlns:cx="http://schemas.microsoft.com/office/drawing/2014/chartex" xmlns:cx1="http://schemas.microsoft.com/office/drawing/2015/9/8/chartex" xmlns:cx2="http://schemas.microsoft.com/office/drawing/2015/10/21/chartex" xmlns:cx3="http://schemas.microsoft.com/office/drawing/2016/5/9/chartex" xmlns:cx4="http://schemas.microsoft.com/office/drawing/2016/5/10/chartex" xmlns:cx5="http://schemas.microsoft.com/office/drawing/2016/5/11/chartex" xmlns:cx6="http://schemas.microsoft.com/office/drawing/2016/5/12/chartex" xmlns:cx7="http://schemas.microsoft.com/office/drawing/2016/5/13/chartex" xmlns:cx8="http://schemas.microsoft.com/office/drawing/2016/5/14/chartex" xmlns:mc="http://schemas.openxmlformats.org/markup-compatibility/2006" xmlns:aink="http://schemas.microsoft.com/office/drawing/2016/ink" xmlns:am3d="http://schemas.microsoft.com/office/drawing/2017/model3d" xmlns:o="urn:schemas-microsoft-com:office:office" xmlns:oel="http://schemas.microsoft.com/office/2019/extlst" xmlns:r="http://schemas.openxmlformats.org/officeDocument/2006/relationships" xmlns:m="http://schemas.openxmlformats.org/officeDocument/2006/math" xmlns:v="urn:schemas-microsoft-com:vml" xmlns:wp14="http://schemas.microsoft.com/office/word/2010/wordprocessingDrawing" xmlns:wp="http://schemas.openxmlformats.org/drawingml/2006/wordprocessingDrawing" xmlns:w10="urn:schemas-microsoft-com:office:word" xmlns:w="http://schemas.openxmlformats.org/wordprocessingml/2006/main" xmlns:w14="http://schemas.microsoft.com/office/word/2010/wordml" xmlns:w15="http://schemas.microsoft.com/office/word/2012/wordml" xmlns:w16cex="http://schemas.microsoft.com/office/word/2018/wordml/cex" xmlns:w16cid="http://schemas.microsoft.com/office/word/2016/wordml/cid" xmlns:w16="http://schemas.microsoft.com/office/word/2018/wordml" xmlns:w16du="http://schemas.microsoft.com/office/word/2023/wordml/word16du" xmlns:w16sdtdh="http://schemas.microsoft.com/office/word/2020/wordml/sdtdatahash" xmlns:w16se="http://schemas.microsoft.com/office/word/2015/wordml/symex" xmlns:wpg="http://schemas.microsoft.com/office/word/2010/wordprocessingGroup" xmlns:wpi="http://schemas.microsoft.com/office/word/2010/wordprocessingInk" xmlns:wne="http://schemas.microsoft.com/office/word/2006/wordml" xmlns:wps="http://schemas.microsoft.com/office/word/2010/wordprocessingShape" mc:Ignorable="w14 w15 w16se w16cid w16 w16cex w16sdtdh wp14">
+<w:numbering xmlns:wpc="http://schemas.microsoft.com/office/word/2010/wordprocessingCanvas" xmlns:cx="http://schemas.microsoft.com/office/drawing/2014/chartex" xmlns:cx1="http://schemas.microsoft.com/office/drawing/2015/9/8/chartex" xmlns:cx2="http://schemas.microsoft.com/office/drawing/2015/10/21/chartex" xmlns:cx3="http://schemas.microsoft.com/office/drawing/2016/5/9/chartex" xmlns:cx4="http://schemas.microsoft.com/office/drawing/2016/5/10/chartex" xmlns:cx5="http://schemas.microsoft.com/office/drawing/2016/5/11/chartex" xmlns:cx6="http://schemas.microsoft.com/office/drawing/2016/5/12/chartex" xmlns:cx7="http://schemas.microsoft.com/office/drawing/2016/5/13/chartex" xmlns:cx8="http://schemas.microsoft.com/office/drawing/2016/5/14/chartex" xmlns:mc="http://schemas.openxmlformats.org/markup-compatibility/2006" xmlns:aink="http://schemas.microsoft.com/office/drawing/2016/ink" xmlns:am3d="http://schemas.microsoft.com/office/drawing/2017/model3d" xmlns:o="urn:schemas-microsoft-com:office:office" xmlns:r="http://schemas.openxmlformats.org/officeDocument/2006/relationships" xmlns:m="http://schemas.openxmlformats.org/officeDocument/2006/math" xmlns:v="urn:schemas-microsoft-com:vml" xmlns:wp14="http://schemas.microsoft.com/office/word/2010/wordprocessingDrawing" xmlns:wp="http://schemas.openxmlformats.org/drawingml/2006/wordprocessingDrawing" xmlns:w10="urn:schemas-microsoft-com:office:word" xmlns:w="http://schemas.openxmlformats.org/wordprocessingml/2006/main" xmlns:w14="http://schemas.microsoft.com/office/word/2010/wordml" xmlns:w15="http://schemas.microsoft.com/office/word/2012/wordml" xmlns:w16cex="http://schemas.microsoft.com/office/word/2018/wordml/cex" xmlns:w16cid="http://schemas.microsoft.com/office/word/2016/wordml/cid" xmlns:w16="http://schemas.microsoft.com/office/word/2018/wordml" xmlns:w16sdtdh="http://schemas.microsoft.com/office/word/2020/wordml/sdtdatahash" xmlns:w16se="http://schemas.microsoft.com/office/word/2015/wordml/symex" xmlns:wpg="http://schemas.microsoft.com/office/word/2010/wordprocessingGroup" xmlns:wpi="http://schemas.microsoft.com/office/word/2010/wordprocessingInk" xmlns:wne="http://schemas.microsoft.com/office/word/2006/wordml" xmlns:wps="http://schemas.microsoft.com/office/word/2010/wordprocessingShape" mc:Ignorable="w14 w15 w16se w16cid w16 w16cex w16sdtdh wp14">
   <w:abstractNum w:abstractNumId="0" w15:restartNumberingAfterBreak="0">
     <w:nsid w:val="18D00902"/>
     <w:multiLevelType w:val="hybridMultilevel"/>
@@ -2823,22 +2867,22 @@
       </w:pPr>
     </w:lvl>
   </w:abstractNum>
-  <w:num w:numId="1" w16cid:durableId="1783332138">
+  <w:num w:numId="1">
     <w:abstractNumId w:val="3"/>
   </w:num>
-  <w:num w:numId="2" w16cid:durableId="1770540375">
+  <w:num w:numId="2">
     <w:abstractNumId w:val="4"/>
   </w:num>
-  <w:num w:numId="3" w16cid:durableId="2046128937">
+  <w:num w:numId="3">
     <w:abstractNumId w:val="2"/>
   </w:num>
-  <w:num w:numId="4" w16cid:durableId="380599664">
+  <w:num w:numId="4">
     <w:abstractNumId w:val="0"/>
   </w:num>
-  <w:num w:numId="5" w16cid:durableId="393547410">
+  <w:num w:numId="5">
     <w:abstractNumId w:val="5"/>
   </w:num>
-  <w:num w:numId="6" w16cid:durableId="286472464">
+  <w:num w:numId="6">
     <w:abstractNumId w:val="1"/>
   </w:num>
 </w:numbering>

--- a/Master Folder/Master BA Timlak Konsultan/03. Surat Penetapan BA Persiapan Pengadaan PPK.docx
+++ b/Master Folder/Master BA Timlak Konsultan/03. Surat Penetapan BA Persiapan Pengadaan PPK.docx
@@ -1973,16 +1973,37 @@
                 <w:rFonts w:ascii="Arial" w:hAnsi="Arial" w:cs="Arial"/>
                 <w:sz w:val="22"/>
                 <w:szCs w:val="22"/>
-              </w:rPr>
-            </w:pPr>
-            <w:r>
-              <w:rPr>
-                <w:rFonts w:ascii="Arial" w:hAnsi="Arial" w:cs="Arial"/>
-                <w:sz w:val="22"/>
-                <w:szCs w:val="22"/>
-                <w:highlight w:val="yellow"/>
-              </w:rPr>
-              <w:t>Pengawasan</w:t>
+                <w:lang w:val="en-US"/>
+              </w:rPr>
+            </w:pPr>
+            <w:r>
+              <w:rPr>
+                <w:rFonts w:ascii="Arial" w:hAnsi="Arial" w:cs="Arial"/>
+                <w:sz w:val="22"/>
+                <w:szCs w:val="22"/>
+                <w:lang w:val="en-US"/>
+              </w:rPr>
+              <w:t>{</w:t>
+            </w:r>
+            <w:proofErr w:type="spellStart"/>
+            <w:r>
+              <w:rPr>
+                <w:rFonts w:ascii="Arial" w:hAnsi="Arial" w:cs="Arial"/>
+                <w:sz w:val="22"/>
+                <w:szCs w:val="22"/>
+                <w:lang w:val="en-US"/>
+              </w:rPr>
+              <w:t>ppk</w:t>
+            </w:r>
+            <w:proofErr w:type="spellEnd"/>
+            <w:r>
+              <w:rPr>
+                <w:rFonts w:ascii="Arial" w:hAnsi="Arial" w:cs="Arial"/>
+                <w:sz w:val="22"/>
+                <w:szCs w:val="22"/>
+                <w:lang w:val="en-US"/>
+              </w:rPr>
+              <w:t>}</w:t>
             </w:r>
           </w:p>
           <w:p>
@@ -2056,57 +2077,53 @@
               <w:jc w:val="center"/>
               <w:rPr>
                 <w:rFonts w:ascii="Arial" w:hAnsi="Arial" w:cs="Arial"/>
-                <w:b/>
-                <w:bCs/>
-                <w:sz w:val="22"/>
-                <w:szCs w:val="22"/>
-                <w:highlight w:val="yellow"/>
-                <w:u w:val="single"/>
-              </w:rPr>
-            </w:pPr>
-            <w:r>
-              <w:rPr>
-                <w:rFonts w:ascii="Arial" w:hAnsi="Arial" w:cs="Arial"/>
-                <w:b/>
-                <w:bCs/>
-                <w:sz w:val="22"/>
-                <w:szCs w:val="22"/>
-                <w:highlight w:val="yellow"/>
-                <w:u w:val="single"/>
-              </w:rPr>
-              <w:t>Maya Istarina, S.T., M.T.</w:t>
-            </w:r>
-          </w:p>
-          <w:p>
-            <w:pPr>
-              <w:tabs>
-                <w:tab w:val="left" w:pos="1701"/>
-                <w:tab w:val="left" w:pos="1843"/>
-              </w:tabs>
-              <w:spacing w:after="0" w:line="240" w:lineRule="auto"/>
-              <w:contextualSpacing/>
-              <w:jc w:val="center"/>
-              <w:rPr>
-                <w:rFonts w:ascii="Arial" w:hAnsi="Arial" w:cs="Arial"/>
-                <w:sz w:val="22"/>
-                <w:szCs w:val="22"/>
-              </w:rPr>
-            </w:pPr>
-            <w:r>
-              <w:rPr>
-                <w:rFonts w:ascii="Arial" w:hAnsi="Arial" w:cs="Arial"/>
-                <w:b/>
-                <w:bCs/>
-                <w:sz w:val="22"/>
-                <w:szCs w:val="22"/>
-                <w:highlight w:val="yellow"/>
-              </w:rPr>
-              <w:t>NIP. 19781013 200112 2 004</w:t>
+                <w:sz w:val="22"/>
+                <w:szCs w:val="22"/>
+                <w:lang w:val="en-US"/>
+              </w:rPr>
+            </w:pPr>
+            <w:r>
+              <w:rPr>
+                <w:rFonts w:ascii="Arial" w:hAnsi="Arial" w:cs="Arial"/>
+                <w:sz w:val="22"/>
+                <w:szCs w:val="22"/>
+                <w:lang w:val="en-US"/>
+              </w:rPr>
+              <w:t>{</w:t>
+            </w:r>
+            <w:proofErr w:type="spellStart"/>
+            <w:r>
+              <w:rPr>
+                <w:rFonts w:ascii="Arial" w:hAnsi="Arial" w:cs="Arial"/>
+                <w:sz w:val="22"/>
+                <w:szCs w:val="22"/>
+                <w:lang w:val="en-US"/>
+              </w:rPr>
+              <w:t>nama_ppk</w:t>
+            </w:r>
+            <w:proofErr w:type="spellEnd"/>
+            <w:r>
+              <w:rPr>
+                <w:rFonts w:ascii="Arial" w:hAnsi="Arial" w:cs="Arial"/>
+                <w:sz w:val="22"/>
+                <w:szCs w:val="22"/>
+                <w:lang w:val="en-US"/>
+              </w:rPr>
+              <w:t>}</w:t>
             </w:r>
           </w:p>
         </w:tc>
       </w:tr>
     </w:tbl>
+    <w:p>
+      <w:pPr>
+        <w:spacing w:after="0" w:line="240" w:lineRule="auto"/>
+        <w:contextualSpacing/>
+        <w:rPr>
+          <w:rFonts w:ascii="Arial" w:hAnsi="Arial" w:cs="Arial"/>
+        </w:rPr>
+      </w:pPr>
+    </w:p>
     <w:p>
       <w:pPr>
         <w:spacing w:after="0" w:line="240" w:lineRule="auto"/>

--- a/Master Folder/Master BA Timlak Konsultan/03. Surat Penetapan BA Persiapan Pengadaan PPK.docx
+++ b/Master Folder/Master BA Timlak Konsultan/03. Surat Penetapan BA Persiapan Pengadaan PPK.docx
@@ -45,7 +45,6 @@
                 <w:lang w:val="en-US"/>
               </w:rPr>
             </w:pPr>
-            <w:proofErr w:type="spellStart"/>
             <w:r>
               <w:rPr>
                 <w:rFonts w:ascii="Arial" w:hAnsi="Arial" w:cs="Arial"/>
@@ -55,7 +54,6 @@
               </w:rPr>
               <w:t>Nomor</w:t>
             </w:r>
-            <w:proofErr w:type="spellEnd"/>
           </w:p>
         </w:tc>
         <w:tc>
@@ -190,15 +188,6 @@
               </w:rPr>
               <w:t xml:space="preserve"> /</w:t>
             </w:r>
-            <w:r>
-              <w:rPr>
-                <w:rFonts w:ascii="Arial" w:hAnsi="Arial" w:cs="Arial"/>
-                <w:sz w:val="22"/>
-                <w:szCs w:val="22"/>
-                <w:highlight w:val="yellow"/>
-              </w:rPr>
-              <w:t xml:space="preserve"> {nomor_timlak_03}</w:t>
-            </w:r>
           </w:p>
         </w:tc>
         <w:tc>
@@ -237,7 +226,24 @@
                 <w:sz w:val="22"/>
                 <w:szCs w:val="22"/>
               </w:rPr>
-              <w:t>{tanggal_timlak_03}</w:t>
+              <w:t>{tanggal_</w:t>
+            </w:r>
+            <w:r>
+              <w:rPr>
+                <w:rFonts w:ascii="Arial" w:hAnsi="Arial" w:cs="Arial"/>
+                <w:sz w:val="22"/>
+                <w:szCs w:val="22"/>
+                <w:lang w:val="en-US"/>
+              </w:rPr>
+              <w:t>reviu</w:t>
+            </w:r>
+            <w:r>
+              <w:rPr>
+                <w:rFonts w:ascii="Arial" w:hAnsi="Arial" w:cs="Arial"/>
+                <w:sz w:val="22"/>
+                <w:szCs w:val="22"/>
+              </w:rPr>
+              <w:t>}</w:t>
             </w:r>
           </w:p>
         </w:tc>
@@ -329,7 +335,6 @@
                 <w:lang w:val="en-US"/>
               </w:rPr>
             </w:pPr>
-            <w:proofErr w:type="spellStart"/>
             <w:r>
               <w:rPr>
                 <w:rFonts w:ascii="Arial" w:hAnsi="Arial" w:cs="Arial"/>
@@ -339,7 +344,6 @@
               </w:rPr>
               <w:t>Segera</w:t>
             </w:r>
-            <w:proofErr w:type="spellEnd"/>
           </w:p>
         </w:tc>
       </w:tr>
@@ -755,11 +759,12 @@
         <w:rPr>
           <w:rFonts w:ascii="Arial" w:hAnsi="Arial" w:cs="Arial"/>
         </w:rPr>
-        <w:t>{nomor_timlak_02}</w:t>
-      </w:r>
-      <w:r>
-        <w:rPr>
-          <w:rFonts w:ascii="Arial" w:hAnsi="Arial" w:cs="Arial"/>
+        <w:t>{kode_klasifikasi}/R/Bp2jk17/2026/{nomor_surat_1}</w:t>
+      </w:r>
+      <w:r>
+        <w:rPr>
+          <w:rFonts w:ascii="Arial" w:hAnsi="Arial" w:cs="Arial"/>
+          <w:lang w:val="en-US"/>
         </w:rPr>
         <w:t xml:space="preserve"> </w:t>
       </w:r>
@@ -785,7 +790,20 @@
         <w:rPr>
           <w:rFonts w:ascii="Arial" w:hAnsi="Arial" w:cs="Arial"/>
         </w:rPr>
-        <w:t>{tanggal_timlak_02}</w:t>
+        <w:t>{tanggal_</w:t>
+      </w:r>
+      <w:r>
+        <w:rPr>
+          <w:rFonts w:ascii="Arial" w:hAnsi="Arial" w:cs="Arial"/>
+          <w:lang w:val="en-US"/>
+        </w:rPr>
+        <w:t>reviu</w:t>
+      </w:r>
+      <w:r>
+        <w:rPr>
+          <w:rFonts w:ascii="Arial" w:hAnsi="Arial" w:cs="Arial"/>
+        </w:rPr>
+        <w:t>}</w:t>
       </w:r>
       <w:r>
         <w:rPr>
@@ -857,7 +875,7 @@
         <w:rPr>
           <w:rFonts w:ascii="Arial" w:eastAsia="Arial" w:hAnsi="Arial" w:cs="Arial"/>
         </w:rPr>
-        <w:t>{nomor_timlak_01}</w:t>
+        <w:t>{kode_klasifikasi}/R/Bp2jk17/POKJA-{kode_pokja}/2026/02</w:t>
       </w:r>
       <w:r>
         <w:rPr>
@@ -887,13 +905,14 @@
         <w:rPr>
           <w:rFonts w:ascii="Arial" w:eastAsia="Arial" w:hAnsi="Arial" w:cs="Arial"/>
         </w:rPr>
-        <w:t>_timlak_0</w:t>
+        <w:t>_</w:t>
       </w:r>
       <w:r>
         <w:rPr>
           <w:rFonts w:ascii="Arial" w:eastAsia="Arial" w:hAnsi="Arial" w:cs="Arial"/>
-        </w:rPr>
-        <w:t>1</w:t>
+          <w:lang w:val="en-US"/>
+        </w:rPr>
+        <w:t>reviu</w:t>
       </w:r>
       <w:r>
         <w:rPr>
@@ -1245,7 +1264,23 @@
                 <w:spacing w:val="-2"/>
                 <w:lang w:val="ms-MY"/>
               </w:rPr>
-              <w:t>{kegiatan}</w:t>
+              <w:t>{</w:t>
+            </w:r>
+            <w:r>
+              <w:rPr>
+                <w:rFonts w:ascii="Arial" w:eastAsia="Arial" w:hAnsi="Arial" w:cs="Arial"/>
+                <w:spacing w:val="-2"/>
+                <w:lang w:val="ms-MY"/>
+              </w:rPr>
+              <w:t>ppk</w:t>
+            </w:r>
+            <w:r>
+              <w:rPr>
+                <w:rFonts w:ascii="Arial" w:eastAsia="Arial" w:hAnsi="Arial" w:cs="Arial"/>
+                <w:spacing w:val="-2"/>
+                <w:lang w:val="ms-MY"/>
+              </w:rPr>
+              <w:t>}</w:t>
             </w:r>
           </w:p>
         </w:tc>
@@ -1437,7 +1472,20 @@
               <w:rPr>
                 <w:rFonts w:ascii="Arial" w:hAnsi="Arial" w:cs="Arial"/>
               </w:rPr>
-              <w:t>{metode_pengadaan}</w:t>
+              <w:t>{metode_</w:t>
+            </w:r>
+            <w:r>
+              <w:rPr>
+                <w:rFonts w:ascii="Arial" w:hAnsi="Arial" w:cs="Arial"/>
+                <w:lang w:val="en-US"/>
+              </w:rPr>
+              <w:t>pemilihan</w:t>
+            </w:r>
+            <w:r>
+              <w:rPr>
+                <w:rFonts w:ascii="Arial" w:hAnsi="Arial" w:cs="Arial"/>
+              </w:rPr>
+              <w:t>}</w:t>
             </w:r>
           </w:p>
         </w:tc>
@@ -1983,27 +2031,7 @@
                 <w:szCs w:val="22"/>
                 <w:lang w:val="en-US"/>
               </w:rPr>
-              <w:t>{</w:t>
-            </w:r>
-            <w:proofErr w:type="spellStart"/>
-            <w:r>
-              <w:rPr>
-                <w:rFonts w:ascii="Arial" w:hAnsi="Arial" w:cs="Arial"/>
-                <w:sz w:val="22"/>
-                <w:szCs w:val="22"/>
-                <w:lang w:val="en-US"/>
-              </w:rPr>
-              <w:t>ppk</w:t>
-            </w:r>
-            <w:proofErr w:type="spellEnd"/>
-            <w:r>
-              <w:rPr>
-                <w:rFonts w:ascii="Arial" w:hAnsi="Arial" w:cs="Arial"/>
-                <w:sz w:val="22"/>
-                <w:szCs w:val="22"/>
-                <w:lang w:val="en-US"/>
-              </w:rPr>
-              <w:t>}</w:t>
+              <w:t>{ppk}</w:t>
             </w:r>
           </w:p>
           <w:p>
@@ -2089,27 +2117,7 @@
                 <w:szCs w:val="22"/>
                 <w:lang w:val="en-US"/>
               </w:rPr>
-              <w:t>{</w:t>
-            </w:r>
-            <w:proofErr w:type="spellStart"/>
-            <w:r>
-              <w:rPr>
-                <w:rFonts w:ascii="Arial" w:hAnsi="Arial" w:cs="Arial"/>
-                <w:sz w:val="22"/>
-                <w:szCs w:val="22"/>
-                <w:lang w:val="en-US"/>
-              </w:rPr>
-              <w:t>nama_ppk</w:t>
-            </w:r>
-            <w:proofErr w:type="spellEnd"/>
-            <w:r>
-              <w:rPr>
-                <w:rFonts w:ascii="Arial" w:hAnsi="Arial" w:cs="Arial"/>
-                <w:sz w:val="22"/>
-                <w:szCs w:val="22"/>
-                <w:lang w:val="en-US"/>
-              </w:rPr>
-              <w:t>}</w:t>
+              <w:t>{nama_ppk}</w:t>
             </w:r>
           </w:p>
         </w:tc>
@@ -2160,37 +2168,12 @@
           <w:rFonts w:ascii="Arial" w:hAnsi="Arial" w:cs="Arial"/>
         </w:rPr>
       </w:pPr>
-      <w:proofErr w:type="spellStart"/>
       <w:r>
         <w:rPr>
           <w:rFonts w:ascii="Arial" w:hAnsi="Arial" w:cs="Arial"/>
           <w:lang w:val="en-US"/>
         </w:rPr>
-        <w:t>Kepala</w:t>
-      </w:r>
-      <w:proofErr w:type="spellEnd"/>
-      <w:r>
-        <w:rPr>
-          <w:rFonts w:ascii="Arial" w:hAnsi="Arial" w:cs="Arial"/>
-          <w:lang w:val="en-US"/>
-        </w:rPr>
-        <w:t xml:space="preserve"> {</w:t>
-      </w:r>
-      <w:proofErr w:type="spellStart"/>
-      <w:r>
-        <w:rPr>
-          <w:rFonts w:ascii="Arial" w:hAnsi="Arial" w:cs="Arial"/>
-          <w:lang w:val="en-US"/>
-        </w:rPr>
-        <w:t>balai</w:t>
-      </w:r>
-      <w:proofErr w:type="spellEnd"/>
-      <w:r>
-        <w:rPr>
-          <w:rFonts w:ascii="Arial" w:hAnsi="Arial" w:cs="Arial"/>
-          <w:lang w:val="en-US"/>
-        </w:rPr>
-        <w:t>}</w:t>
+        <w:t>Kepala {balai}</w:t>
       </w:r>
     </w:p>
     <w:p>
